--- a/pr-preview/pr-226/chapters/summary-tracked-changes.docx
+++ b/pr-preview/pr-226/chapters/summary-tracked-changes.docx
@@ -16,7 +16,7 @@
       </w:pPr>
       <w:del w:id="1" w:author="PR Preview" w:date="2026-01-01T00:00:00Z">
         <w:r>
-          <w:delText xml:space="preserve">Last modified: 2026-10-16 02:56:58 (PDT)</w:delText>
+          <w:delText xml:space="preserve">Last modified: 2026-10-16 03:42:31 (PDT)</w:delText>
         </w:r>
       </w:del>
     </w:p>
@@ -26,7 +26,7 @@
       </w:pPr>
       <w:ins w:id="2" w:author="PR Preview" w:date="2026-01-01T00:00:00Z">
         <w:r>
-          <w:t xml:space="preserve">Last modified: 2026-10-16 02:57:01 (PDT)</w:t>
+          <w:t xml:space="preserve">Last modified: 2026-10-16 03:53:59 (PDT)</w:t>
         </w:r>
       </w:ins>
     </w:p>
@@ -1458,7 +1458,7 @@
       </w:r>
     </w:p>
     <w:bookmarkEnd w:id="64"/>
-    <w:bookmarkStart w:id="75" w:name="sentences"/>
+    <w:bookmarkStart w:id="76" w:name="sentences"/>
     <w:p>
       <w:pPr>
         <w:pStyle w:val="Heading2"/>
@@ -1720,6 +1720,32 @@
           <w:rPr>
             <w:rStyle w:val="Hyperlink"/>
           </w:rPr>
+          <w:t xml:space="preserve">Make every word tell</w:t>
+        </w:r>
+      </w:hyperlink>
+      <w:r>
+        <w:t xml:space="preserve">:</w:t>
+      </w:r>
+      <w:r>
+        <w:t xml:space="preserve"> </w:t>
+      </w:r>
+      <w:r>
+        <w:t xml:space="preserve">cut words that carry no meaning, but keep detail that does.</w:t>
+      </w:r>
+    </w:p>
+    <w:p>
+      <w:pPr>
+        <w:pStyle w:val="Compact"/>
+        <w:numPr>
+          <w:ilvl w:val="0"/>
+          <w:numId w:val="1006"/>
+        </w:numPr>
+      </w:pPr>
+      <w:hyperlink r:id="rId72">
+        <w:r>
+          <w:rPr>
+            <w:rStyle w:val="Hyperlink"/>
+          </w:rPr>
           <w:t xml:space="preserve">Limit complex sentence structures</w:t>
         </w:r>
       </w:hyperlink>
@@ -1735,7 +1761,7 @@
           <w:numId w:val="1006"/>
         </w:numPr>
       </w:pPr>
-      <w:hyperlink r:id="rId72">
+      <w:hyperlink r:id="rId73">
         <w:r>
           <w:rPr>
             <w:rStyle w:val="Hyperlink"/>
@@ -1755,7 +1781,7 @@
           <w:numId w:val="1006"/>
         </w:numPr>
       </w:pPr>
-      <w:hyperlink r:id="rId73">
+      <w:hyperlink r:id="rId74">
         <w:r>
           <w:rPr>
             <w:rStyle w:val="Hyperlink"/>
@@ -1775,7 +1801,7 @@
           <w:numId w:val="1006"/>
         </w:numPr>
       </w:pPr>
-      <w:hyperlink r:id="rId74">
+      <w:hyperlink r:id="rId75">
         <w:r>
           <w:rPr>
             <w:rStyle w:val="Hyperlink"/>
@@ -1787,8 +1813,8 @@
         <w:t xml:space="preserve">.</w:t>
       </w:r>
     </w:p>
-    <w:bookmarkEnd w:id="75"/>
-    <w:bookmarkStart w:id="90" w:name="teaching-materials"/>
+    <w:bookmarkEnd w:id="76"/>
+    <w:bookmarkStart w:id="91" w:name="teaching-materials"/>
     <w:p>
       <w:pPr>
         <w:pStyle w:val="Heading2"/>
@@ -1805,7 +1831,7 @@
           <w:numId w:val="1007"/>
         </w:numPr>
       </w:pPr>
-      <w:hyperlink r:id="rId76">
+      <w:hyperlink r:id="rId77">
         <w:r>
           <w:rPr>
             <w:rStyle w:val="Hyperlink"/>
@@ -1825,7 +1851,7 @@
           <w:numId w:val="1007"/>
         </w:numPr>
       </w:pPr>
-      <w:hyperlink r:id="rId77">
+      <w:hyperlink r:id="rId78">
         <w:r>
           <w:rPr>
             <w:rStyle w:val="Hyperlink"/>
@@ -1845,7 +1871,7 @@
           <w:numId w:val="1007"/>
         </w:numPr>
       </w:pPr>
-      <w:hyperlink r:id="rId78">
+      <w:hyperlink r:id="rId79">
         <w:r>
           <w:rPr>
             <w:rStyle w:val="Hyperlink"/>
@@ -1868,7 +1894,7 @@
           <w:numId w:val="1007"/>
         </w:numPr>
       </w:pPr>
-      <w:hyperlink r:id="rId79">
+      <w:hyperlink r:id="rId80">
         <w:r>
           <w:rPr>
             <w:rStyle w:val="Hyperlink"/>
@@ -1888,7 +1914,7 @@
           <w:numId w:val="1007"/>
         </w:numPr>
       </w:pPr>
-      <w:hyperlink r:id="rId80">
+      <w:hyperlink r:id="rId81">
         <w:r>
           <w:rPr>
             <w:rStyle w:val="Hyperlink"/>
@@ -1908,7 +1934,7 @@
           <w:numId w:val="1007"/>
         </w:numPr>
       </w:pPr>
-      <w:hyperlink r:id="rId81">
+      <w:hyperlink r:id="rId82">
         <w:r>
           <w:rPr>
             <w:rStyle w:val="Hyperlink"/>
@@ -1928,7 +1954,7 @@
           <w:numId w:val="1007"/>
         </w:numPr>
       </w:pPr>
-      <w:hyperlink r:id="rId82">
+      <w:hyperlink r:id="rId83">
         <w:r>
           <w:rPr>
             <w:rStyle w:val="Hyperlink"/>
@@ -1948,7 +1974,7 @@
           <w:numId w:val="1007"/>
         </w:numPr>
       </w:pPr>
-      <w:hyperlink r:id="rId83">
+      <w:hyperlink r:id="rId84">
         <w:r>
           <w:rPr>
             <w:rStyle w:val="Hyperlink"/>
@@ -1968,7 +1994,7 @@
           <w:numId w:val="1007"/>
         </w:numPr>
       </w:pPr>
-      <w:hyperlink r:id="rId84">
+      <w:hyperlink r:id="rId85">
         <w:r>
           <w:rPr>
             <w:rStyle w:val="Hyperlink"/>
@@ -1988,7 +2014,7 @@
           <w:numId w:val="1007"/>
         </w:numPr>
       </w:pPr>
-      <w:hyperlink r:id="rId85">
+      <w:hyperlink r:id="rId86">
         <w:r>
           <w:rPr>
             <w:rStyle w:val="Hyperlink"/>
@@ -2011,7 +2037,7 @@
           <w:numId w:val="1007"/>
         </w:numPr>
       </w:pPr>
-      <w:hyperlink r:id="rId86">
+      <w:hyperlink r:id="rId87">
         <w:r>
           <w:rPr>
             <w:rStyle w:val="Hyperlink"/>
@@ -2031,7 +2057,7 @@
           <w:numId w:val="1007"/>
         </w:numPr>
       </w:pPr>
-      <w:hyperlink r:id="rId87">
+      <w:hyperlink r:id="rId88">
         <w:r>
           <w:rPr>
             <w:rStyle w:val="Hyperlink"/>
@@ -2051,7 +2077,7 @@
           <w:numId w:val="1007"/>
         </w:numPr>
       </w:pPr>
-      <w:hyperlink r:id="rId88">
+      <w:hyperlink r:id="rId89">
         <w:r>
           <w:rPr>
             <w:rStyle w:val="Hyperlink"/>
@@ -2086,7 +2112,7 @@
           <w:numId w:val="1007"/>
         </w:numPr>
       </w:pPr>
-      <w:hyperlink r:id="rId89">
+      <w:hyperlink r:id="rId90">
         <w:r>
           <w:rPr>
             <w:rStyle w:val="Hyperlink"/>
@@ -2104,8 +2130,8 @@
         <w:t xml:space="preserve">but keep what those repositories credit.</w:t>
       </w:r>
     </w:p>
-    <w:bookmarkEnd w:id="90"/>
-    <w:bookmarkStart w:id="94" w:name="software-text"/>
+    <w:bookmarkEnd w:id="91"/>
+    <w:bookmarkStart w:id="95" w:name="software-text"/>
     <w:p>
       <w:pPr>
         <w:pStyle w:val="Heading2"/>
@@ -2122,7 +2148,7 @@
           <w:numId w:val="1008"/>
         </w:numPr>
       </w:pPr>
-      <w:hyperlink r:id="rId91">
+      <w:hyperlink r:id="rId92">
         <w:r>
           <w:rPr>
             <w:rStyle w:val="Hyperlink"/>
@@ -2145,7 +2171,7 @@
           <w:numId w:val="1008"/>
         </w:numPr>
       </w:pPr>
-      <w:hyperlink r:id="rId92">
+      <w:hyperlink r:id="rId93">
         <w:r>
           <w:rPr>
             <w:rStyle w:val="Hyperlink"/>
@@ -2165,7 +2191,7 @@
           <w:numId w:val="1008"/>
         </w:numPr>
       </w:pPr>
-      <w:hyperlink r:id="rId93">
+      <w:hyperlink r:id="rId94">
         <w:r>
           <w:rPr>
             <w:rStyle w:val="Hyperlink"/>
@@ -2177,8 +2203,8 @@
         <w:t xml:space="preserve">.</w:t>
       </w:r>
     </w:p>
-    <w:bookmarkEnd w:id="94"/>
-    <w:bookmarkStart w:id="98" w:name="thinking"/>
+    <w:bookmarkEnd w:id="95"/>
+    <w:bookmarkStart w:id="99" w:name="thinking"/>
     <w:p>
       <w:pPr>
         <w:pStyle w:val="Heading2"/>
@@ -2195,7 +2221,7 @@
           <w:numId w:val="1009"/>
         </w:numPr>
       </w:pPr>
-      <w:hyperlink r:id="rId95">
+      <w:hyperlink r:id="rId96">
         <w:r>
           <w:rPr>
             <w:rStyle w:val="Hyperlink"/>
@@ -2215,7 +2241,7 @@
           <w:numId w:val="1009"/>
         </w:numPr>
       </w:pPr>
-      <w:hyperlink r:id="rId96">
+      <w:hyperlink r:id="rId97">
         <w:r>
           <w:rPr>
             <w:rStyle w:val="Hyperlink"/>
@@ -2235,7 +2261,7 @@
           <w:numId w:val="1009"/>
         </w:numPr>
       </w:pPr>
-      <w:hyperlink r:id="rId97">
+      <w:hyperlink r:id="rId98">
         <w:r>
           <w:rPr>
             <w:rStyle w:val="Hyperlink"/>
@@ -2247,7 +2273,7 @@
         <w:t xml:space="preserve">.</w:t>
       </w:r>
     </w:p>
-    <w:bookmarkEnd w:id="98"/>
+    <w:bookmarkEnd w:id="99"/>
     <w:sectPr>
       <w:footnotePr>
         <w:numRestart w:val="eachSect"/>

--- a/pr-preview/pr-226/chapters/summary-tracked-changes.docx
+++ b/pr-preview/pr-226/chapters/summary-tracked-changes.docx
@@ -26,7 +26,7 @@
       </w:pPr>
       <w:ins w:id="2" w:author="PR Preview" w:date="2026-01-01T00:00:00Z">
         <w:r>
-          <w:t xml:space="preserve">Last modified: 2026-10-16 03:53:59 (PDT)</w:t>
+          <w:t xml:space="preserve">Last modified: 2026-10-16 04:07:14 (PDT)</w:t>
         </w:r>
       </w:ins>
     </w:p>

--- a/pr-preview/pr-226/chapters/summary-tracked-changes.docx
+++ b/pr-preview/pr-226/chapters/summary-tracked-changes.docx
@@ -16,7 +16,7 @@
       </w:pPr>
       <w:del w:id="1" w:author="PR Preview" w:date="2026-01-01T00:00:00Z">
         <w:r>
-          <w:delText xml:space="preserve">Last modified: 2026-10-16 03:42:31 (PDT)</w:delText>
+          <w:delText xml:space="preserve">Last modified: 2026-10-16 04:14:45 (PDT)</w:delText>
         </w:r>
       </w:del>
     </w:p>
@@ -26,7 +26,7 @@
       </w:pPr>
       <w:ins w:id="2" w:author="PR Preview" w:date="2026-01-01T00:00:00Z">
         <w:r>
-          <w:t xml:space="preserve">Last modified: 2026-10-16 04:07:14 (PDT)</w:t>
+          <w:t xml:space="preserve">Last modified: 2026-10-16 04:17:41 (PDT)</w:t>
         </w:r>
       </w:ins>
     </w:p>

--- a/pr-preview/pr-226/chapters/summary-tracked-changes.docx
+++ b/pr-preview/pr-226/chapters/summary-tracked-changes.docx
@@ -16,7 +16,7 @@
       </w:pPr>
       <w:del w:id="1" w:author="PR Preview" w:date="2026-01-01T00:00:00Z">
         <w:r>
-          <w:delText xml:space="preserve">Last modified: 2026-10-16 04:14:45 (PDT)</w:delText>
+          <w:delText xml:space="preserve">Last modified: 2026-10-16 04:37:11 (PDT)</w:delText>
         </w:r>
       </w:del>
     </w:p>
@@ -26,7 +26,7 @@
       </w:pPr>
       <w:ins w:id="2" w:author="PR Preview" w:date="2026-01-01T00:00:00Z">
         <w:r>
-          <w:t xml:space="preserve">Last modified: 2026-10-16 04:17:41 (PDT)</w:t>
+          <w:t xml:space="preserve">Last modified: 2026-10-16 04:45:33 (PDT)</w:t>
         </w:r>
       </w:ins>
     </w:p>
@@ -202,7 +202,7 @@
         <w:t xml:space="preserve">Follow its link for the reasons and the exceptions.</w:t>
       </w:r>
     </w:p>
-    <w:bookmarkStart w:id="24" w:name="terms-and-notation"/>
+    <w:bookmarkStart w:id="27" w:name="terms-and-notation"/>
     <w:p>
       <w:pPr>
         <w:pStyle w:val="Heading2"/>
@@ -213,7 +213,6 @@
     </w:p>
     <w:p>
       <w:pPr>
-        <w:pStyle w:val="Compact"/>
         <w:numPr>
           <w:ilvl w:val="0"/>
           <w:numId w:val="1001"/>
@@ -242,7 +241,6 @@
     </w:p>
     <w:p>
       <w:pPr>
-        <w:pStyle w:val="Compact"/>
         <w:numPr>
           <w:ilvl w:val="0"/>
           <w:numId w:val="1001"/>
@@ -265,7 +263,6 @@
     </w:p>
     <w:p>
       <w:pPr>
-        <w:pStyle w:val="Compact"/>
         <w:numPr>
           <w:ilvl w:val="0"/>
           <w:numId w:val="1001"/>
@@ -358,7 +355,6 @@
     </w:p>
     <w:p>
       <w:pPr>
-        <w:pStyle w:val="Compact"/>
         <w:numPr>
           <w:ilvl w:val="0"/>
           <w:numId w:val="1001"/>
@@ -381,7 +377,6 @@
     </w:p>
     <w:p>
       <w:pPr>
-        <w:pStyle w:val="Compact"/>
         <w:numPr>
           <w:ilvl w:val="0"/>
           <w:numId w:val="1001"/>
@@ -407,7 +402,6 @@
     </w:p>
     <w:p>
       <w:pPr>
-        <w:pStyle w:val="Compact"/>
         <w:numPr>
           <w:ilvl w:val="0"/>
           <w:numId w:val="1001"/>
@@ -447,7 +441,6 @@
     </w:p>
     <w:p>
       <w:pPr>
-        <w:pStyle w:val="Compact"/>
         <w:numPr>
           <w:ilvl w:val="0"/>
           <w:numId w:val="1001"/>
@@ -505,7 +498,6 @@
     </w:p>
     <w:p>
       <w:pPr>
-        <w:pStyle w:val="Compact"/>
         <w:numPr>
           <w:ilvl w:val="0"/>
           <w:numId w:val="1001"/>
@@ -525,7 +517,6 @@
     </w:p>
     <w:p>
       <w:pPr>
-        <w:pStyle w:val="Compact"/>
         <w:numPr>
           <w:ilvl w:val="0"/>
           <w:numId w:val="1001"/>
@@ -551,7 +542,6 @@
     </w:p>
     <w:p>
       <w:pPr>
-        <w:pStyle w:val="Compact"/>
         <w:numPr>
           <w:ilvl w:val="0"/>
           <w:numId w:val="1001"/>
@@ -571,7 +561,6 @@
     </w:p>
     <w:p>
       <w:pPr>
-        <w:pStyle w:val="Compact"/>
         <w:numPr>
           <w:ilvl w:val="0"/>
           <w:numId w:val="1001"/>
@@ -595,8 +584,83 @@
         <w:t xml:space="preserve">such as the limits of a sum.</w:t>
       </w:r>
     </w:p>
-    <w:bookmarkEnd w:id="24"/>
-    <w:bookmarkStart w:id="33" w:name="claims-and-evidence"/>
+    <w:p>
+      <w:pPr>
+        <w:numPr>
+          <w:ilvl w:val="0"/>
+          <w:numId w:val="1001"/>
+        </w:numPr>
+      </w:pPr>
+      <w:hyperlink r:id="rId24">
+        <w:r>
+          <w:rPr>
+            <w:rStyle w:val="Hyperlink"/>
+          </w:rPr>
+          <w:t xml:space="preserve">Put words between formulas, and start a sentence with a word</w:t>
+        </w:r>
+      </w:hyperlink>
+      <w:r>
+        <w:t xml:space="preserve">,</w:t>
+      </w:r>
+      <w:r>
+        <w:t xml:space="preserve"> </w:t>
+      </w:r>
+      <w:r>
+        <w:t xml:space="preserve">not a symbol.</w:t>
+      </w:r>
+    </w:p>
+    <w:p>
+      <w:pPr>
+        <w:numPr>
+          <w:ilvl w:val="0"/>
+          <w:numId w:val="1001"/>
+        </w:numPr>
+      </w:pPr>
+      <w:hyperlink r:id="rId25">
+        <w:r>
+          <w:rPr>
+            <w:rStyle w:val="Hyperlink"/>
+          </w:rPr>
+          <w:t xml:space="preserve">Introduce a theorem with a complete sentence</w:t>
+        </w:r>
+      </w:hyperlink>
+      <w:r>
+        <w:t xml:space="preserve">,</w:t>
+      </w:r>
+      <w:r>
+        <w:t xml:space="preserve"> </w:t>
+      </w:r>
+      <w:r>
+        <w:t xml:space="preserve">and state it so that it stands alone.</w:t>
+      </w:r>
+    </w:p>
+    <w:p>
+      <w:pPr>
+        <w:numPr>
+          <w:ilvl w:val="0"/>
+          <w:numId w:val="1001"/>
+        </w:numPr>
+      </w:pPr>
+      <w:hyperlink r:id="rId26">
+        <w:r>
+          <w:rPr>
+            <w:rStyle w:val="Hyperlink"/>
+          </w:rPr>
+          <w:t xml:space="preserve">Spell out a number used as an adjective</w:t>
+        </w:r>
+      </w:hyperlink>
+      <w:r>
+        <w:t xml:space="preserve">,</w:t>
+      </w:r>
+      <w:r>
+        <w:t xml:space="preserve"> </w:t>
+      </w:r>
+      <w:r>
+        <w:t xml:space="preserve">and write the numeral for a number used as a name.</w:t>
+      </w:r>
+    </w:p>
+    <w:bookmarkEnd w:id="27"/>
+    <w:bookmarkStart w:id="36" w:name="claims-and-evidence"/>
     <w:p>
       <w:pPr>
         <w:pStyle w:val="Heading2"/>
@@ -613,7 +677,7 @@
           <w:numId w:val="1002"/>
         </w:numPr>
       </w:pPr>
-      <w:hyperlink r:id="rId25">
+      <w:hyperlink r:id="rId28">
         <w:r>
           <w:rPr>
             <w:rStyle w:val="Hyperlink"/>
@@ -636,7 +700,7 @@
           <w:numId w:val="1002"/>
         </w:numPr>
       </w:pPr>
-      <w:hyperlink r:id="rId26">
+      <w:hyperlink r:id="rId29">
         <w:r>
           <w:rPr>
             <w:rStyle w:val="Hyperlink"/>
@@ -671,7 +735,7 @@
           <w:numId w:val="1002"/>
         </w:numPr>
       </w:pPr>
-      <w:hyperlink r:id="rId27">
+      <w:hyperlink r:id="rId30">
         <w:r>
           <w:rPr>
             <w:rStyle w:val="Hyperlink"/>
@@ -688,7 +752,7 @@
       <w:r>
         <w:t xml:space="preserve"> </w:t>
       </w:r>
-      <w:hyperlink r:id="rId28">
+      <w:hyperlink r:id="rId31">
         <w:r>
           <w:rPr>
             <w:rStyle w:val="Hyperlink"/>
@@ -708,7 +772,7 @@
           <w:numId w:val="1002"/>
         </w:numPr>
       </w:pPr>
-      <w:hyperlink r:id="rId29">
+      <w:hyperlink r:id="rId32">
         <w:r>
           <w:rPr>
             <w:rStyle w:val="Hyperlink"/>
@@ -734,7 +798,7 @@
           <w:numId w:val="1002"/>
         </w:numPr>
       </w:pPr>
-      <w:hyperlink r:id="rId30">
+      <w:hyperlink r:id="rId33">
         <w:r>
           <w:rPr>
             <w:rStyle w:val="Hyperlink"/>
@@ -757,7 +821,7 @@
           <w:numId w:val="1002"/>
         </w:numPr>
       </w:pPr>
-      <w:hyperlink r:id="rId31">
+      <w:hyperlink r:id="rId34">
         <w:r>
           <w:rPr>
             <w:rStyle w:val="Hyperlink"/>
@@ -780,7 +844,7 @@
           <w:numId w:val="1002"/>
         </w:numPr>
       </w:pPr>
-      <w:hyperlink r:id="rId32">
+      <w:hyperlink r:id="rId35">
         <w:r>
           <w:rPr>
             <w:rStyle w:val="Hyperlink"/>
@@ -798,8 +862,8 @@
         <w:t xml:space="preserve">name the topic, not its author, in headings and sentences.</w:t>
       </w:r>
     </w:p>
-    <w:bookmarkEnd w:id="33"/>
-    <w:bookmarkStart w:id="41" w:name="papers"/>
+    <w:bookmarkEnd w:id="36"/>
+    <w:bookmarkStart w:id="44" w:name="papers"/>
     <w:p>
       <w:pPr>
         <w:pStyle w:val="Heading2"/>
@@ -816,7 +880,7 @@
           <w:numId w:val="1003"/>
         </w:numPr>
       </w:pPr>
-      <w:hyperlink r:id="rId34">
+      <w:hyperlink r:id="rId37">
         <w:r>
           <w:rPr>
             <w:rStyle w:val="Hyperlink"/>
@@ -839,7 +903,7 @@
           <w:numId w:val="1003"/>
         </w:numPr>
       </w:pPr>
-      <w:hyperlink r:id="rId35">
+      <w:hyperlink r:id="rId38">
         <w:r>
           <w:rPr>
             <w:rStyle w:val="Hyperlink"/>
@@ -862,7 +926,7 @@
           <w:numId w:val="1003"/>
         </w:numPr>
       </w:pPr>
-      <w:hyperlink r:id="rId36">
+      <w:hyperlink r:id="rId39">
         <w:r>
           <w:rPr>
             <w:rStyle w:val="Hyperlink"/>
@@ -885,7 +949,7 @@
           <w:numId w:val="1003"/>
         </w:numPr>
       </w:pPr>
-      <w:hyperlink r:id="rId37">
+      <w:hyperlink r:id="rId40">
         <w:r>
           <w:rPr>
             <w:rStyle w:val="Hyperlink"/>
@@ -905,7 +969,7 @@
           <w:numId w:val="1003"/>
         </w:numPr>
       </w:pPr>
-      <w:hyperlink r:id="rId38">
+      <w:hyperlink r:id="rId41">
         <w:r>
           <w:rPr>
             <w:rStyle w:val="Hyperlink"/>
@@ -931,7 +995,7 @@
       <w:r>
         <w:t xml:space="preserve"> </w:t>
       </w:r>
-      <w:hyperlink r:id="rId39">
+      <w:hyperlink r:id="rId42">
         <w:r>
           <w:rPr>
             <w:rStyle w:val="Hyperlink"/>
@@ -951,7 +1015,7 @@
       <w:r>
         <w:t xml:space="preserve"> </w:t>
       </w:r>
-      <w:hyperlink r:id="rId40">
+      <w:hyperlink r:id="rId43">
         <w:r>
           <w:rPr>
             <w:rStyle w:val="Hyperlink"/>
@@ -966,8 +1030,8 @@
         <w:t xml:space="preserve">before you submit.</w:t>
       </w:r>
     </w:p>
-    <w:bookmarkEnd w:id="41"/>
-    <w:bookmarkStart w:id="49" w:name="words"/>
+    <w:bookmarkEnd w:id="44"/>
+    <w:bookmarkStart w:id="52" w:name="words"/>
     <w:p>
       <w:pPr>
         <w:pStyle w:val="Heading2"/>
@@ -984,7 +1048,7 @@
           <w:numId w:val="1004"/>
         </w:numPr>
       </w:pPr>
-      <w:hyperlink r:id="rId42">
+      <w:hyperlink r:id="rId45">
         <w:r>
           <w:rPr>
             <w:rStyle w:val="Hyperlink"/>
@@ -1007,7 +1071,7 @@
           <w:numId w:val="1004"/>
         </w:numPr>
       </w:pPr>
-      <w:hyperlink r:id="rId43">
+      <w:hyperlink r:id="rId46">
         <w:r>
           <w:rPr>
             <w:rStyle w:val="Hyperlink"/>
@@ -1027,7 +1091,7 @@
           <w:numId w:val="1004"/>
         </w:numPr>
       </w:pPr>
-      <w:hyperlink r:id="rId44">
+      <w:hyperlink r:id="rId47">
         <w:r>
           <w:rPr>
             <w:rStyle w:val="Hyperlink"/>
@@ -1047,7 +1111,7 @@
           <w:numId w:val="1004"/>
         </w:numPr>
       </w:pPr>
-      <w:hyperlink r:id="rId45">
+      <w:hyperlink r:id="rId48">
         <w:r>
           <w:rPr>
             <w:rStyle w:val="Hyperlink"/>
@@ -1082,7 +1146,7 @@
           <w:numId w:val="1004"/>
         </w:numPr>
       </w:pPr>
-      <w:hyperlink r:id="rId46">
+      <w:hyperlink r:id="rId49">
         <w:r>
           <w:rPr>
             <w:rStyle w:val="Hyperlink"/>
@@ -1102,7 +1166,7 @@
           <w:numId w:val="1004"/>
         </w:numPr>
       </w:pPr>
-      <w:hyperlink r:id="rId47">
+      <w:hyperlink r:id="rId50">
         <w:r>
           <w:rPr>
             <w:rStyle w:val="Hyperlink"/>
@@ -1128,7 +1192,7 @@
           <w:numId w:val="1004"/>
         </w:numPr>
       </w:pPr>
-      <w:hyperlink r:id="rId48">
+      <w:hyperlink r:id="rId51">
         <w:r>
           <w:rPr>
             <w:rStyle w:val="Hyperlink"/>
@@ -1140,8 +1204,8 @@
         <w:t xml:space="preserve">.</w:t>
       </w:r>
     </w:p>
-    <w:bookmarkEnd w:id="49"/>
-    <w:bookmarkStart w:id="64" w:name="writing-for-every-reader"/>
+    <w:bookmarkEnd w:id="52"/>
+    <w:bookmarkStart w:id="67" w:name="writing-for-every-reader"/>
     <w:p>
       <w:pPr>
         <w:pStyle w:val="Heading2"/>
@@ -1158,7 +1222,7 @@
           <w:numId w:val="1005"/>
         </w:numPr>
       </w:pPr>
-      <w:hyperlink r:id="rId50">
+      <w:hyperlink r:id="rId53">
         <w:r>
           <w:rPr>
             <w:rStyle w:val="Hyperlink"/>
@@ -1178,7 +1242,7 @@
           <w:numId w:val="1005"/>
         </w:numPr>
       </w:pPr>
-      <w:hyperlink r:id="rId51">
+      <w:hyperlink r:id="rId54">
         <w:r>
           <w:rPr>
             <w:rStyle w:val="Hyperlink"/>
@@ -1198,7 +1262,7 @@
           <w:numId w:val="1005"/>
         </w:numPr>
       </w:pPr>
-      <w:hyperlink r:id="rId52">
+      <w:hyperlink r:id="rId55">
         <w:r>
           <w:rPr>
             <w:rStyle w:val="Hyperlink"/>
@@ -1245,7 +1309,7 @@
           <w:numId w:val="1005"/>
         </w:numPr>
       </w:pPr>
-      <w:hyperlink r:id="rId53">
+      <w:hyperlink r:id="rId56">
         <w:r>
           <w:rPr>
             <w:rStyle w:val="Hyperlink"/>
@@ -1265,7 +1329,7 @@
           <w:numId w:val="1005"/>
         </w:numPr>
       </w:pPr>
-      <w:hyperlink r:id="rId54">
+      <w:hyperlink r:id="rId57">
         <w:r>
           <w:rPr>
             <w:rStyle w:val="Hyperlink"/>
@@ -1285,7 +1349,7 @@
       <w:r>
         <w:t xml:space="preserve"> </w:t>
       </w:r>
-      <w:hyperlink r:id="rId55">
+      <w:hyperlink r:id="rId58">
         <w:r>
           <w:rPr>
             <w:rStyle w:val="Hyperlink"/>
@@ -1305,7 +1369,7 @@
           <w:numId w:val="1005"/>
         </w:numPr>
       </w:pPr>
-      <w:hyperlink r:id="rId56">
+      <w:hyperlink r:id="rId59">
         <w:r>
           <w:rPr>
             <w:rStyle w:val="Hyperlink"/>
@@ -1325,7 +1389,7 @@
           <w:numId w:val="1005"/>
         </w:numPr>
       </w:pPr>
-      <w:hyperlink r:id="rId57">
+      <w:hyperlink r:id="rId60">
         <w:r>
           <w:rPr>
             <w:rStyle w:val="Hyperlink"/>
@@ -1345,7 +1409,7 @@
           <w:numId w:val="1005"/>
         </w:numPr>
       </w:pPr>
-      <w:hyperlink r:id="rId58">
+      <w:hyperlink r:id="rId61">
         <w:r>
           <w:rPr>
             <w:rStyle w:val="Hyperlink"/>
@@ -1365,7 +1429,7 @@
           <w:numId w:val="1005"/>
         </w:numPr>
       </w:pPr>
-      <w:hyperlink r:id="rId59">
+      <w:hyperlink r:id="rId62">
         <w:r>
           <w:rPr>
             <w:rStyle w:val="Hyperlink"/>
@@ -1385,7 +1449,7 @@
           <w:numId w:val="1005"/>
         </w:numPr>
       </w:pPr>
-      <w:hyperlink r:id="rId60">
+      <w:hyperlink r:id="rId63">
         <w:r>
           <w:rPr>
             <w:rStyle w:val="Hyperlink"/>
@@ -1405,7 +1469,7 @@
           <w:numId w:val="1005"/>
         </w:numPr>
       </w:pPr>
-      <w:hyperlink r:id="rId61">
+      <w:hyperlink r:id="rId64">
         <w:r>
           <w:rPr>
             <w:rStyle w:val="Hyperlink"/>
@@ -1425,7 +1489,7 @@
           <w:numId w:val="1005"/>
         </w:numPr>
       </w:pPr>
-      <w:hyperlink r:id="rId62">
+      <w:hyperlink r:id="rId65">
         <w:r>
           <w:rPr>
             <w:rStyle w:val="Hyperlink"/>
@@ -1445,7 +1509,7 @@
           <w:numId w:val="1005"/>
         </w:numPr>
       </w:pPr>
-      <w:hyperlink r:id="rId63">
+      <w:hyperlink r:id="rId66">
         <w:r>
           <w:rPr>
             <w:rStyle w:val="Hyperlink"/>
@@ -1457,8 +1521,8 @@
         <w:t xml:space="preserve">.</w:t>
       </w:r>
     </w:p>
-    <w:bookmarkEnd w:id="64"/>
-    <w:bookmarkStart w:id="76" w:name="sentences"/>
+    <w:bookmarkEnd w:id="67"/>
+    <w:bookmarkStart w:id="79" w:name="sentences"/>
     <w:p>
       <w:pPr>
         <w:pStyle w:val="Heading2"/>
@@ -1475,7 +1539,7 @@
           <w:numId w:val="1006"/>
         </w:numPr>
       </w:pPr>
-      <w:hyperlink r:id="rId65">
+      <w:hyperlink r:id="rId68">
         <w:r>
           <w:rPr>
             <w:rStyle w:val="Hyperlink"/>
@@ -1519,7 +1583,7 @@
           <w:numId w:val="1006"/>
         </w:numPr>
       </w:pPr>
-      <w:hyperlink r:id="rId66">
+      <w:hyperlink r:id="rId69">
         <w:r>
           <w:rPr>
             <w:rStyle w:val="Hyperlink"/>
@@ -1587,7 +1651,7 @@
           <w:numId w:val="1006"/>
         </w:numPr>
       </w:pPr>
-      <w:hyperlink r:id="rId67">
+      <w:hyperlink r:id="rId70">
         <w:r>
           <w:rPr>
             <w:rStyle w:val="Hyperlink"/>
@@ -1655,7 +1719,7 @@
           <w:numId w:val="1006"/>
         </w:numPr>
       </w:pPr>
-      <w:hyperlink r:id="rId68">
+      <w:hyperlink r:id="rId71">
         <w:r>
           <w:rPr>
             <w:rStyle w:val="Hyperlink"/>
@@ -1675,7 +1739,7 @@
           <w:numId w:val="1006"/>
         </w:numPr>
       </w:pPr>
-      <w:hyperlink r:id="rId69">
+      <w:hyperlink r:id="rId72">
         <w:r>
           <w:rPr>
             <w:rStyle w:val="Hyperlink"/>
@@ -1695,7 +1759,7 @@
           <w:numId w:val="1006"/>
         </w:numPr>
       </w:pPr>
-      <w:hyperlink r:id="rId70">
+      <w:hyperlink r:id="rId73">
         <w:r>
           <w:rPr>
             <w:rStyle w:val="Hyperlink"/>
@@ -1715,7 +1779,7 @@
           <w:numId w:val="1006"/>
         </w:numPr>
       </w:pPr>
-      <w:hyperlink r:id="rId71">
+      <w:hyperlink r:id="rId74">
         <w:r>
           <w:rPr>
             <w:rStyle w:val="Hyperlink"/>
@@ -1741,7 +1805,7 @@
           <w:numId w:val="1006"/>
         </w:numPr>
       </w:pPr>
-      <w:hyperlink r:id="rId72">
+      <w:hyperlink r:id="rId75">
         <w:r>
           <w:rPr>
             <w:rStyle w:val="Hyperlink"/>
@@ -1761,7 +1825,7 @@
           <w:numId w:val="1006"/>
         </w:numPr>
       </w:pPr>
-      <w:hyperlink r:id="rId73">
+      <w:hyperlink r:id="rId76">
         <w:r>
           <w:rPr>
             <w:rStyle w:val="Hyperlink"/>
@@ -1781,7 +1845,7 @@
           <w:numId w:val="1006"/>
         </w:numPr>
       </w:pPr>
-      <w:hyperlink r:id="rId74">
+      <w:hyperlink r:id="rId77">
         <w:r>
           <w:rPr>
             <w:rStyle w:val="Hyperlink"/>
@@ -1801,7 +1865,7 @@
           <w:numId w:val="1006"/>
         </w:numPr>
       </w:pPr>
-      <w:hyperlink r:id="rId75">
+      <w:hyperlink r:id="rId78">
         <w:r>
           <w:rPr>
             <w:rStyle w:val="Hyperlink"/>
@@ -1813,8 +1877,8 @@
         <w:t xml:space="preserve">.</w:t>
       </w:r>
     </w:p>
-    <w:bookmarkEnd w:id="76"/>
-    <w:bookmarkStart w:id="91" w:name="teaching-materials"/>
+    <w:bookmarkEnd w:id="79"/>
+    <w:bookmarkStart w:id="94" w:name="teaching-materials"/>
     <w:p>
       <w:pPr>
         <w:pStyle w:val="Heading2"/>
@@ -1831,7 +1895,7 @@
           <w:numId w:val="1007"/>
         </w:numPr>
       </w:pPr>
-      <w:hyperlink r:id="rId77">
+      <w:hyperlink r:id="rId80">
         <w:r>
           <w:rPr>
             <w:rStyle w:val="Hyperlink"/>
@@ -1851,7 +1915,7 @@
           <w:numId w:val="1007"/>
         </w:numPr>
       </w:pPr>
-      <w:hyperlink r:id="rId78">
+      <w:hyperlink r:id="rId81">
         <w:r>
           <w:rPr>
             <w:rStyle w:val="Hyperlink"/>
@@ -1871,7 +1935,7 @@
           <w:numId w:val="1007"/>
         </w:numPr>
       </w:pPr>
-      <w:hyperlink r:id="rId79">
+      <w:hyperlink r:id="rId82">
         <w:r>
           <w:rPr>
             <w:rStyle w:val="Hyperlink"/>
@@ -1894,7 +1958,7 @@
           <w:numId w:val="1007"/>
         </w:numPr>
       </w:pPr>
-      <w:hyperlink r:id="rId80">
+      <w:hyperlink r:id="rId83">
         <w:r>
           <w:rPr>
             <w:rStyle w:val="Hyperlink"/>
@@ -1914,7 +1978,7 @@
           <w:numId w:val="1007"/>
         </w:numPr>
       </w:pPr>
-      <w:hyperlink r:id="rId81">
+      <w:hyperlink r:id="rId84">
         <w:r>
           <w:rPr>
             <w:rStyle w:val="Hyperlink"/>
@@ -1934,7 +1998,7 @@
           <w:numId w:val="1007"/>
         </w:numPr>
       </w:pPr>
-      <w:hyperlink r:id="rId82">
+      <w:hyperlink r:id="rId85">
         <w:r>
           <w:rPr>
             <w:rStyle w:val="Hyperlink"/>
@@ -1954,7 +2018,7 @@
           <w:numId w:val="1007"/>
         </w:numPr>
       </w:pPr>
-      <w:hyperlink r:id="rId83">
+      <w:hyperlink r:id="rId86">
         <w:r>
           <w:rPr>
             <w:rStyle w:val="Hyperlink"/>
@@ -1974,7 +2038,7 @@
           <w:numId w:val="1007"/>
         </w:numPr>
       </w:pPr>
-      <w:hyperlink r:id="rId84">
+      <w:hyperlink r:id="rId87">
         <w:r>
           <w:rPr>
             <w:rStyle w:val="Hyperlink"/>
@@ -1994,7 +2058,7 @@
           <w:numId w:val="1007"/>
         </w:numPr>
       </w:pPr>
-      <w:hyperlink r:id="rId85">
+      <w:hyperlink r:id="rId88">
         <w:r>
           <w:rPr>
             <w:rStyle w:val="Hyperlink"/>
@@ -2014,7 +2078,7 @@
           <w:numId w:val="1007"/>
         </w:numPr>
       </w:pPr>
-      <w:hyperlink r:id="rId86">
+      <w:hyperlink r:id="rId89">
         <w:r>
           <w:rPr>
             <w:rStyle w:val="Hyperlink"/>
@@ -2037,7 +2101,7 @@
           <w:numId w:val="1007"/>
         </w:numPr>
       </w:pPr>
-      <w:hyperlink r:id="rId87">
+      <w:hyperlink r:id="rId90">
         <w:r>
           <w:rPr>
             <w:rStyle w:val="Hyperlink"/>
@@ -2057,7 +2121,7 @@
           <w:numId w:val="1007"/>
         </w:numPr>
       </w:pPr>
-      <w:hyperlink r:id="rId88">
+      <w:hyperlink r:id="rId91">
         <w:r>
           <w:rPr>
             <w:rStyle w:val="Hyperlink"/>
@@ -2077,7 +2141,7 @@
           <w:numId w:val="1007"/>
         </w:numPr>
       </w:pPr>
-      <w:hyperlink r:id="rId89">
+      <w:hyperlink r:id="rId92">
         <w:r>
           <w:rPr>
             <w:rStyle w:val="Hyperlink"/>
@@ -2112,7 +2176,7 @@
           <w:numId w:val="1007"/>
         </w:numPr>
       </w:pPr>
-      <w:hyperlink r:id="rId90">
+      <w:hyperlink r:id="rId93">
         <w:r>
           <w:rPr>
             <w:rStyle w:val="Hyperlink"/>
@@ -2130,8 +2194,8 @@
         <w:t xml:space="preserve">but keep what those repositories credit.</w:t>
       </w:r>
     </w:p>
-    <w:bookmarkEnd w:id="91"/>
-    <w:bookmarkStart w:id="95" w:name="software-text"/>
+    <w:bookmarkEnd w:id="94"/>
+    <w:bookmarkStart w:id="98" w:name="software-text"/>
     <w:p>
       <w:pPr>
         <w:pStyle w:val="Heading2"/>
@@ -2148,7 +2212,7 @@
           <w:numId w:val="1008"/>
         </w:numPr>
       </w:pPr>
-      <w:hyperlink r:id="rId92">
+      <w:hyperlink r:id="rId95">
         <w:r>
           <w:rPr>
             <w:rStyle w:val="Hyperlink"/>
@@ -2171,7 +2235,7 @@
           <w:numId w:val="1008"/>
         </w:numPr>
       </w:pPr>
-      <w:hyperlink r:id="rId93">
+      <w:hyperlink r:id="rId96">
         <w:r>
           <w:rPr>
             <w:rStyle w:val="Hyperlink"/>
@@ -2191,7 +2255,7 @@
           <w:numId w:val="1008"/>
         </w:numPr>
       </w:pPr>
-      <w:hyperlink r:id="rId94">
+      <w:hyperlink r:id="rId97">
         <w:r>
           <w:rPr>
             <w:rStyle w:val="Hyperlink"/>
@@ -2203,8 +2267,8 @@
         <w:t xml:space="preserve">.</w:t>
       </w:r>
     </w:p>
-    <w:bookmarkEnd w:id="95"/>
-    <w:bookmarkStart w:id="99" w:name="thinking"/>
+    <w:bookmarkEnd w:id="98"/>
+    <w:bookmarkStart w:id="102" w:name="thinking"/>
     <w:p>
       <w:pPr>
         <w:pStyle w:val="Heading2"/>
@@ -2221,7 +2285,7 @@
           <w:numId w:val="1009"/>
         </w:numPr>
       </w:pPr>
-      <w:hyperlink r:id="rId96">
+      <w:hyperlink r:id="rId99">
         <w:r>
           <w:rPr>
             <w:rStyle w:val="Hyperlink"/>
@@ -2241,7 +2305,7 @@
           <w:numId w:val="1009"/>
         </w:numPr>
       </w:pPr>
-      <w:hyperlink r:id="rId97">
+      <w:hyperlink r:id="rId100">
         <w:r>
           <w:rPr>
             <w:rStyle w:val="Hyperlink"/>
@@ -2261,7 +2325,7 @@
           <w:numId w:val="1009"/>
         </w:numPr>
       </w:pPr>
-      <w:hyperlink r:id="rId98">
+      <w:hyperlink r:id="rId101">
         <w:r>
           <w:rPr>
             <w:rStyle w:val="Hyperlink"/>
@@ -2273,7 +2337,7 @@
         <w:t xml:space="preserve">.</w:t>
       </w:r>
     </w:p>
-    <w:bookmarkEnd w:id="99"/>
+    <w:bookmarkEnd w:id="102"/>
     <w:sectPr>
       <w:footnotePr>
         <w:numRestart w:val="eachSect"/>

--- a/pr-preview/pr-226/chapters/summary-tracked-changes.docx
+++ b/pr-preview/pr-226/chapters/summary-tracked-changes.docx
@@ -16,7 +16,7 @@
       </w:pPr>
       <w:del w:id="1" w:author="PR Preview" w:date="2026-01-01T00:00:00Z">
         <w:r>
-          <w:delText xml:space="preserve">Last modified: 2026-10-16 04:37:11 (PDT)</w:delText>
+          <w:delText xml:space="preserve">Last modified: 2026-10-16 04:52:23 (PDT)</w:delText>
         </w:r>
       </w:del>
     </w:p>
@@ -26,7 +26,7 @@
       </w:pPr>
       <w:ins w:id="2" w:author="PR Preview" w:date="2026-01-01T00:00:00Z">
         <w:r>
-          <w:t xml:space="preserve">Last modified: 2026-10-16 04:45:33 (PDT)</w:t>
+          <w:t xml:space="preserve">Last modified: 2026-10-16 04:53:15 (PDT)</w:t>
         </w:r>
       </w:ins>
     </w:p>
@@ -202,7 +202,7 @@
         <w:t xml:space="preserve">Follow its link for the reasons and the exceptions.</w:t>
       </w:r>
     </w:p>
-    <w:bookmarkStart w:id="27" w:name="terms-and-notation"/>
+    <w:bookmarkStart w:id="28" w:name="terms-and-notation"/>
     <w:p>
       <w:pPr>
         <w:pStyle w:val="Heading2"/>
@@ -527,6 +527,71 @@
           <w:rPr>
             <w:rStyle w:val="Hyperlink"/>
           </w:rPr>
+          <w:t xml:space="preserve">Distinguish a random variable from its value</w:t>
+        </w:r>
+      </w:hyperlink>
+      <w:r>
+        <w:t xml:space="preserve">:</w:t>
+      </w:r>
+      <w:r>
+        <w:t xml:space="preserve"> </w:t>
+      </w:r>
+      <m:oMath>
+        <m:sSub>
+          <m:e>
+            <m:r>
+              <m:t>Y</m:t>
+            </m:r>
+          </m:e>
+          <m:sub>
+            <m:r>
+              <m:t>i</m:t>
+            </m:r>
+          </m:sub>
+        </m:sSub>
+      </m:oMath>
+      <w:r>
+        <w:t xml:space="preserve"> </w:t>
+      </w:r>
+      <w:r>
+        <w:t xml:space="preserve">before the data,</w:t>
+      </w:r>
+      <w:r>
+        <w:t xml:space="preserve"> </w:t>
+      </w:r>
+      <m:oMath>
+        <m:sSub>
+          <m:e>
+            <m:r>
+              <m:t>y</m:t>
+            </m:r>
+          </m:e>
+          <m:sub>
+            <m:r>
+              <m:t>i</m:t>
+            </m:r>
+          </m:sub>
+        </m:sSub>
+      </m:oMath>
+      <w:r>
+        <w:t xml:space="preserve"> </w:t>
+      </w:r>
+      <w:r>
+        <w:t xml:space="preserve">after.</w:t>
+      </w:r>
+    </w:p>
+    <w:p>
+      <w:pPr>
+        <w:numPr>
+          <w:ilvl w:val="0"/>
+          <w:numId w:val="1001"/>
+        </w:numPr>
+      </w:pPr>
+      <w:hyperlink r:id="rId22">
+        <w:r>
+          <w:rPr>
+            <w:rStyle w:val="Hyperlink"/>
+          </w:rPr>
           <w:t xml:space="preserve">Use the notation that matches a quantity’s name</w:t>
         </w:r>
       </w:hyperlink>
@@ -547,7 +612,7 @@
           <w:numId w:val="1001"/>
         </w:numPr>
       </w:pPr>
-      <w:hyperlink r:id="rId22">
+      <w:hyperlink r:id="rId23">
         <w:r>
           <w:rPr>
             <w:rStyle w:val="Hyperlink"/>
@@ -566,7 +631,7 @@
           <w:numId w:val="1001"/>
         </w:numPr>
       </w:pPr>
-      <w:hyperlink r:id="rId23">
+      <w:hyperlink r:id="rId24">
         <w:r>
           <w:rPr>
             <w:rStyle w:val="Hyperlink"/>
@@ -591,7 +656,7 @@
           <w:numId w:val="1001"/>
         </w:numPr>
       </w:pPr>
-      <w:hyperlink r:id="rId24">
+      <w:hyperlink r:id="rId25">
         <w:r>
           <w:rPr>
             <w:rStyle w:val="Hyperlink"/>
@@ -616,7 +681,7 @@
           <w:numId w:val="1001"/>
         </w:numPr>
       </w:pPr>
-      <w:hyperlink r:id="rId25">
+      <w:hyperlink r:id="rId26">
         <w:r>
           <w:rPr>
             <w:rStyle w:val="Hyperlink"/>
@@ -641,7 +706,7 @@
           <w:numId w:val="1001"/>
         </w:numPr>
       </w:pPr>
-      <w:hyperlink r:id="rId26">
+      <w:hyperlink r:id="rId27">
         <w:r>
           <w:rPr>
             <w:rStyle w:val="Hyperlink"/>
@@ -659,8 +724,8 @@
         <w:t xml:space="preserve">and write the numeral for a number used as a name.</w:t>
       </w:r>
     </w:p>
-    <w:bookmarkEnd w:id="27"/>
-    <w:bookmarkStart w:id="36" w:name="claims-and-evidence"/>
+    <w:bookmarkEnd w:id="28"/>
+    <w:bookmarkStart w:id="37" w:name="claims-and-evidence"/>
     <w:p>
       <w:pPr>
         <w:pStyle w:val="Heading2"/>
@@ -677,7 +742,7 @@
           <w:numId w:val="1002"/>
         </w:numPr>
       </w:pPr>
-      <w:hyperlink r:id="rId28">
+      <w:hyperlink r:id="rId29">
         <w:r>
           <w:rPr>
             <w:rStyle w:val="Hyperlink"/>
@@ -700,7 +765,7 @@
           <w:numId w:val="1002"/>
         </w:numPr>
       </w:pPr>
-      <w:hyperlink r:id="rId29">
+      <w:hyperlink r:id="rId30">
         <w:r>
           <w:rPr>
             <w:rStyle w:val="Hyperlink"/>
@@ -735,7 +800,7 @@
           <w:numId w:val="1002"/>
         </w:numPr>
       </w:pPr>
-      <w:hyperlink r:id="rId30">
+      <w:hyperlink r:id="rId31">
         <w:r>
           <w:rPr>
             <w:rStyle w:val="Hyperlink"/>
@@ -752,7 +817,7 @@
       <w:r>
         <w:t xml:space="preserve"> </w:t>
       </w:r>
-      <w:hyperlink r:id="rId31">
+      <w:hyperlink r:id="rId32">
         <w:r>
           <w:rPr>
             <w:rStyle w:val="Hyperlink"/>
@@ -772,7 +837,7 @@
           <w:numId w:val="1002"/>
         </w:numPr>
       </w:pPr>
-      <w:hyperlink r:id="rId32">
+      <w:hyperlink r:id="rId33">
         <w:r>
           <w:rPr>
             <w:rStyle w:val="Hyperlink"/>
@@ -798,7 +863,7 @@
           <w:numId w:val="1002"/>
         </w:numPr>
       </w:pPr>
-      <w:hyperlink r:id="rId33">
+      <w:hyperlink r:id="rId34">
         <w:r>
           <w:rPr>
             <w:rStyle w:val="Hyperlink"/>
@@ -821,7 +886,7 @@
           <w:numId w:val="1002"/>
         </w:numPr>
       </w:pPr>
-      <w:hyperlink r:id="rId34">
+      <w:hyperlink r:id="rId35">
         <w:r>
           <w:rPr>
             <w:rStyle w:val="Hyperlink"/>
@@ -844,7 +909,7 @@
           <w:numId w:val="1002"/>
         </w:numPr>
       </w:pPr>
-      <w:hyperlink r:id="rId35">
+      <w:hyperlink r:id="rId36">
         <w:r>
           <w:rPr>
             <w:rStyle w:val="Hyperlink"/>
@@ -862,8 +927,8 @@
         <w:t xml:space="preserve">name the topic, not its author, in headings and sentences.</w:t>
       </w:r>
     </w:p>
-    <w:bookmarkEnd w:id="36"/>
-    <w:bookmarkStart w:id="44" w:name="papers"/>
+    <w:bookmarkEnd w:id="37"/>
+    <w:bookmarkStart w:id="45" w:name="papers"/>
     <w:p>
       <w:pPr>
         <w:pStyle w:val="Heading2"/>
@@ -880,7 +945,7 @@
           <w:numId w:val="1003"/>
         </w:numPr>
       </w:pPr>
-      <w:hyperlink r:id="rId37">
+      <w:hyperlink r:id="rId38">
         <w:r>
           <w:rPr>
             <w:rStyle w:val="Hyperlink"/>
@@ -903,7 +968,7 @@
           <w:numId w:val="1003"/>
         </w:numPr>
       </w:pPr>
-      <w:hyperlink r:id="rId38">
+      <w:hyperlink r:id="rId39">
         <w:r>
           <w:rPr>
             <w:rStyle w:val="Hyperlink"/>
@@ -926,7 +991,7 @@
           <w:numId w:val="1003"/>
         </w:numPr>
       </w:pPr>
-      <w:hyperlink r:id="rId39">
+      <w:hyperlink r:id="rId40">
         <w:r>
           <w:rPr>
             <w:rStyle w:val="Hyperlink"/>
@@ -949,7 +1014,7 @@
           <w:numId w:val="1003"/>
         </w:numPr>
       </w:pPr>
-      <w:hyperlink r:id="rId40">
+      <w:hyperlink r:id="rId41">
         <w:r>
           <w:rPr>
             <w:rStyle w:val="Hyperlink"/>
@@ -969,7 +1034,7 @@
           <w:numId w:val="1003"/>
         </w:numPr>
       </w:pPr>
-      <w:hyperlink r:id="rId41">
+      <w:hyperlink r:id="rId42">
         <w:r>
           <w:rPr>
             <w:rStyle w:val="Hyperlink"/>
@@ -995,7 +1060,7 @@
       <w:r>
         <w:t xml:space="preserve"> </w:t>
       </w:r>
-      <w:hyperlink r:id="rId42">
+      <w:hyperlink r:id="rId43">
         <w:r>
           <w:rPr>
             <w:rStyle w:val="Hyperlink"/>
@@ -1015,7 +1080,7 @@
       <w:r>
         <w:t xml:space="preserve"> </w:t>
       </w:r>
-      <w:hyperlink r:id="rId43">
+      <w:hyperlink r:id="rId44">
         <w:r>
           <w:rPr>
             <w:rStyle w:val="Hyperlink"/>
@@ -1030,8 +1095,8 @@
         <w:t xml:space="preserve">before you submit.</w:t>
       </w:r>
     </w:p>
-    <w:bookmarkEnd w:id="44"/>
-    <w:bookmarkStart w:id="52" w:name="words"/>
+    <w:bookmarkEnd w:id="45"/>
+    <w:bookmarkStart w:id="53" w:name="words"/>
     <w:p>
       <w:pPr>
         <w:pStyle w:val="Heading2"/>
@@ -1048,7 +1113,7 @@
           <w:numId w:val="1004"/>
         </w:numPr>
       </w:pPr>
-      <w:hyperlink r:id="rId45">
+      <w:hyperlink r:id="rId46">
         <w:r>
           <w:rPr>
             <w:rStyle w:val="Hyperlink"/>
@@ -1071,7 +1136,7 @@
           <w:numId w:val="1004"/>
         </w:numPr>
       </w:pPr>
-      <w:hyperlink r:id="rId46">
+      <w:hyperlink r:id="rId47">
         <w:r>
           <w:rPr>
             <w:rStyle w:val="Hyperlink"/>
@@ -1091,7 +1156,7 @@
           <w:numId w:val="1004"/>
         </w:numPr>
       </w:pPr>
-      <w:hyperlink r:id="rId47">
+      <w:hyperlink r:id="rId48">
         <w:r>
           <w:rPr>
             <w:rStyle w:val="Hyperlink"/>
@@ -1111,7 +1176,7 @@
           <w:numId w:val="1004"/>
         </w:numPr>
       </w:pPr>
-      <w:hyperlink r:id="rId48">
+      <w:hyperlink r:id="rId49">
         <w:r>
           <w:rPr>
             <w:rStyle w:val="Hyperlink"/>
@@ -1146,7 +1211,7 @@
           <w:numId w:val="1004"/>
         </w:numPr>
       </w:pPr>
-      <w:hyperlink r:id="rId49">
+      <w:hyperlink r:id="rId50">
         <w:r>
           <w:rPr>
             <w:rStyle w:val="Hyperlink"/>
@@ -1166,7 +1231,7 @@
           <w:numId w:val="1004"/>
         </w:numPr>
       </w:pPr>
-      <w:hyperlink r:id="rId50">
+      <w:hyperlink r:id="rId51">
         <w:r>
           <w:rPr>
             <w:rStyle w:val="Hyperlink"/>
@@ -1192,7 +1257,7 @@
           <w:numId w:val="1004"/>
         </w:numPr>
       </w:pPr>
-      <w:hyperlink r:id="rId51">
+      <w:hyperlink r:id="rId52">
         <w:r>
           <w:rPr>
             <w:rStyle w:val="Hyperlink"/>
@@ -1204,8 +1269,8 @@
         <w:t xml:space="preserve">.</w:t>
       </w:r>
     </w:p>
-    <w:bookmarkEnd w:id="52"/>
-    <w:bookmarkStart w:id="67" w:name="writing-for-every-reader"/>
+    <w:bookmarkEnd w:id="53"/>
+    <w:bookmarkStart w:id="68" w:name="writing-for-every-reader"/>
     <w:p>
       <w:pPr>
         <w:pStyle w:val="Heading2"/>
@@ -1222,7 +1287,7 @@
           <w:numId w:val="1005"/>
         </w:numPr>
       </w:pPr>
-      <w:hyperlink r:id="rId53">
+      <w:hyperlink r:id="rId54">
         <w:r>
           <w:rPr>
             <w:rStyle w:val="Hyperlink"/>
@@ -1242,7 +1307,7 @@
           <w:numId w:val="1005"/>
         </w:numPr>
       </w:pPr>
-      <w:hyperlink r:id="rId54">
+      <w:hyperlink r:id="rId55">
         <w:r>
           <w:rPr>
             <w:rStyle w:val="Hyperlink"/>
@@ -1262,7 +1327,7 @@
           <w:numId w:val="1005"/>
         </w:numPr>
       </w:pPr>
-      <w:hyperlink r:id="rId55">
+      <w:hyperlink r:id="rId56">
         <w:r>
           <w:rPr>
             <w:rStyle w:val="Hyperlink"/>
@@ -1309,7 +1374,7 @@
           <w:numId w:val="1005"/>
         </w:numPr>
       </w:pPr>
-      <w:hyperlink r:id="rId56">
+      <w:hyperlink r:id="rId57">
         <w:r>
           <w:rPr>
             <w:rStyle w:val="Hyperlink"/>
@@ -1329,7 +1394,7 @@
           <w:numId w:val="1005"/>
         </w:numPr>
       </w:pPr>
-      <w:hyperlink r:id="rId57">
+      <w:hyperlink r:id="rId58">
         <w:r>
           <w:rPr>
             <w:rStyle w:val="Hyperlink"/>
@@ -1349,7 +1414,7 @@
       <w:r>
         <w:t xml:space="preserve"> </w:t>
       </w:r>
-      <w:hyperlink r:id="rId58">
+      <w:hyperlink r:id="rId59">
         <w:r>
           <w:rPr>
             <w:rStyle w:val="Hyperlink"/>
@@ -1369,7 +1434,7 @@
           <w:numId w:val="1005"/>
         </w:numPr>
       </w:pPr>
-      <w:hyperlink r:id="rId59">
+      <w:hyperlink r:id="rId60">
         <w:r>
           <w:rPr>
             <w:rStyle w:val="Hyperlink"/>
@@ -1389,7 +1454,7 @@
           <w:numId w:val="1005"/>
         </w:numPr>
       </w:pPr>
-      <w:hyperlink r:id="rId60">
+      <w:hyperlink r:id="rId61">
         <w:r>
           <w:rPr>
             <w:rStyle w:val="Hyperlink"/>
@@ -1409,7 +1474,7 @@
           <w:numId w:val="1005"/>
         </w:numPr>
       </w:pPr>
-      <w:hyperlink r:id="rId61">
+      <w:hyperlink r:id="rId62">
         <w:r>
           <w:rPr>
             <w:rStyle w:val="Hyperlink"/>
@@ -1429,7 +1494,7 @@
           <w:numId w:val="1005"/>
         </w:numPr>
       </w:pPr>
-      <w:hyperlink r:id="rId62">
+      <w:hyperlink r:id="rId63">
         <w:r>
           <w:rPr>
             <w:rStyle w:val="Hyperlink"/>
@@ -1449,7 +1514,7 @@
           <w:numId w:val="1005"/>
         </w:numPr>
       </w:pPr>
-      <w:hyperlink r:id="rId63">
+      <w:hyperlink r:id="rId64">
         <w:r>
           <w:rPr>
             <w:rStyle w:val="Hyperlink"/>
@@ -1469,7 +1534,7 @@
           <w:numId w:val="1005"/>
         </w:numPr>
       </w:pPr>
-      <w:hyperlink r:id="rId64">
+      <w:hyperlink r:id="rId65">
         <w:r>
           <w:rPr>
             <w:rStyle w:val="Hyperlink"/>
@@ -1489,7 +1554,7 @@
           <w:numId w:val="1005"/>
         </w:numPr>
       </w:pPr>
-      <w:hyperlink r:id="rId65">
+      <w:hyperlink r:id="rId66">
         <w:r>
           <w:rPr>
             <w:rStyle w:val="Hyperlink"/>
@@ -1509,7 +1574,7 @@
           <w:numId w:val="1005"/>
         </w:numPr>
       </w:pPr>
-      <w:hyperlink r:id="rId66">
+      <w:hyperlink r:id="rId67">
         <w:r>
           <w:rPr>
             <w:rStyle w:val="Hyperlink"/>
@@ -1521,8 +1586,8 @@
         <w:t xml:space="preserve">.</w:t>
       </w:r>
     </w:p>
-    <w:bookmarkEnd w:id="67"/>
-    <w:bookmarkStart w:id="79" w:name="sentences"/>
+    <w:bookmarkEnd w:id="68"/>
+    <w:bookmarkStart w:id="80" w:name="sentences"/>
     <w:p>
       <w:pPr>
         <w:pStyle w:val="Heading2"/>
@@ -1539,7 +1604,7 @@
           <w:numId w:val="1006"/>
         </w:numPr>
       </w:pPr>
-      <w:hyperlink r:id="rId68">
+      <w:hyperlink r:id="rId69">
         <w:r>
           <w:rPr>
             <w:rStyle w:val="Hyperlink"/>
@@ -1583,7 +1648,7 @@
           <w:numId w:val="1006"/>
         </w:numPr>
       </w:pPr>
-      <w:hyperlink r:id="rId69">
+      <w:hyperlink r:id="rId70">
         <w:r>
           <w:rPr>
             <w:rStyle w:val="Hyperlink"/>
@@ -1651,7 +1716,7 @@
           <w:numId w:val="1006"/>
         </w:numPr>
       </w:pPr>
-      <w:hyperlink r:id="rId70">
+      <w:hyperlink r:id="rId71">
         <w:r>
           <w:rPr>
             <w:rStyle w:val="Hyperlink"/>
@@ -1719,7 +1784,7 @@
           <w:numId w:val="1006"/>
         </w:numPr>
       </w:pPr>
-      <w:hyperlink r:id="rId71">
+      <w:hyperlink r:id="rId72">
         <w:r>
           <w:rPr>
             <w:rStyle w:val="Hyperlink"/>
@@ -1739,7 +1804,7 @@
           <w:numId w:val="1006"/>
         </w:numPr>
       </w:pPr>
-      <w:hyperlink r:id="rId72">
+      <w:hyperlink r:id="rId73">
         <w:r>
           <w:rPr>
             <w:rStyle w:val="Hyperlink"/>
@@ -1759,7 +1824,7 @@
           <w:numId w:val="1006"/>
         </w:numPr>
       </w:pPr>
-      <w:hyperlink r:id="rId73">
+      <w:hyperlink r:id="rId74">
         <w:r>
           <w:rPr>
             <w:rStyle w:val="Hyperlink"/>
@@ -1779,7 +1844,7 @@
           <w:numId w:val="1006"/>
         </w:numPr>
       </w:pPr>
-      <w:hyperlink r:id="rId74">
+      <w:hyperlink r:id="rId75">
         <w:r>
           <w:rPr>
             <w:rStyle w:val="Hyperlink"/>
@@ -1805,7 +1870,7 @@
           <w:numId w:val="1006"/>
         </w:numPr>
       </w:pPr>
-      <w:hyperlink r:id="rId75">
+      <w:hyperlink r:id="rId76">
         <w:r>
           <w:rPr>
             <w:rStyle w:val="Hyperlink"/>
@@ -1825,7 +1890,7 @@
           <w:numId w:val="1006"/>
         </w:numPr>
       </w:pPr>
-      <w:hyperlink r:id="rId76">
+      <w:hyperlink r:id="rId77">
         <w:r>
           <w:rPr>
             <w:rStyle w:val="Hyperlink"/>
@@ -1845,7 +1910,7 @@
           <w:numId w:val="1006"/>
         </w:numPr>
       </w:pPr>
-      <w:hyperlink r:id="rId77">
+      <w:hyperlink r:id="rId78">
         <w:r>
           <w:rPr>
             <w:rStyle w:val="Hyperlink"/>
@@ -1865,7 +1930,7 @@
           <w:numId w:val="1006"/>
         </w:numPr>
       </w:pPr>
-      <w:hyperlink r:id="rId78">
+      <w:hyperlink r:id="rId79">
         <w:r>
           <w:rPr>
             <w:rStyle w:val="Hyperlink"/>
@@ -1877,8 +1942,8 @@
         <w:t xml:space="preserve">.</w:t>
       </w:r>
     </w:p>
-    <w:bookmarkEnd w:id="79"/>
-    <w:bookmarkStart w:id="94" w:name="teaching-materials"/>
+    <w:bookmarkEnd w:id="80"/>
+    <w:bookmarkStart w:id="95" w:name="teaching-materials"/>
     <w:p>
       <w:pPr>
         <w:pStyle w:val="Heading2"/>
@@ -1895,7 +1960,7 @@
           <w:numId w:val="1007"/>
         </w:numPr>
       </w:pPr>
-      <w:hyperlink r:id="rId80">
+      <w:hyperlink r:id="rId81">
         <w:r>
           <w:rPr>
             <w:rStyle w:val="Hyperlink"/>
@@ -1915,7 +1980,7 @@
           <w:numId w:val="1007"/>
         </w:numPr>
       </w:pPr>
-      <w:hyperlink r:id="rId81">
+      <w:hyperlink r:id="rId82">
         <w:r>
           <w:rPr>
             <w:rStyle w:val="Hyperlink"/>
@@ -1935,7 +2000,7 @@
           <w:numId w:val="1007"/>
         </w:numPr>
       </w:pPr>
-      <w:hyperlink r:id="rId82">
+      <w:hyperlink r:id="rId83">
         <w:r>
           <w:rPr>
             <w:rStyle w:val="Hyperlink"/>
@@ -1958,7 +2023,7 @@
           <w:numId w:val="1007"/>
         </w:numPr>
       </w:pPr>
-      <w:hyperlink r:id="rId83">
+      <w:hyperlink r:id="rId84">
         <w:r>
           <w:rPr>
             <w:rStyle w:val="Hyperlink"/>
@@ -1978,7 +2043,7 @@
           <w:numId w:val="1007"/>
         </w:numPr>
       </w:pPr>
-      <w:hyperlink r:id="rId84">
+      <w:hyperlink r:id="rId85">
         <w:r>
           <w:rPr>
             <w:rStyle w:val="Hyperlink"/>
@@ -1998,7 +2063,7 @@
           <w:numId w:val="1007"/>
         </w:numPr>
       </w:pPr>
-      <w:hyperlink r:id="rId85">
+      <w:hyperlink r:id="rId86">
         <w:r>
           <w:rPr>
             <w:rStyle w:val="Hyperlink"/>
@@ -2018,7 +2083,7 @@
           <w:numId w:val="1007"/>
         </w:numPr>
       </w:pPr>
-      <w:hyperlink r:id="rId86">
+      <w:hyperlink r:id="rId87">
         <w:r>
           <w:rPr>
             <w:rStyle w:val="Hyperlink"/>
@@ -2038,7 +2103,7 @@
           <w:numId w:val="1007"/>
         </w:numPr>
       </w:pPr>
-      <w:hyperlink r:id="rId87">
+      <w:hyperlink r:id="rId88">
         <w:r>
           <w:rPr>
             <w:rStyle w:val="Hyperlink"/>
@@ -2058,7 +2123,7 @@
           <w:numId w:val="1007"/>
         </w:numPr>
       </w:pPr>
-      <w:hyperlink r:id="rId88">
+      <w:hyperlink r:id="rId89">
         <w:r>
           <w:rPr>
             <w:rStyle w:val="Hyperlink"/>
@@ -2078,7 +2143,7 @@
           <w:numId w:val="1007"/>
         </w:numPr>
       </w:pPr>
-      <w:hyperlink r:id="rId89">
+      <w:hyperlink r:id="rId90">
         <w:r>
           <w:rPr>
             <w:rStyle w:val="Hyperlink"/>
@@ -2101,7 +2166,7 @@
           <w:numId w:val="1007"/>
         </w:numPr>
       </w:pPr>
-      <w:hyperlink r:id="rId90">
+      <w:hyperlink r:id="rId91">
         <w:r>
           <w:rPr>
             <w:rStyle w:val="Hyperlink"/>
@@ -2121,7 +2186,7 @@
           <w:numId w:val="1007"/>
         </w:numPr>
       </w:pPr>
-      <w:hyperlink r:id="rId91">
+      <w:hyperlink r:id="rId92">
         <w:r>
           <w:rPr>
             <w:rStyle w:val="Hyperlink"/>
@@ -2141,7 +2206,7 @@
           <w:numId w:val="1007"/>
         </w:numPr>
       </w:pPr>
-      <w:hyperlink r:id="rId92">
+      <w:hyperlink r:id="rId93">
         <w:r>
           <w:rPr>
             <w:rStyle w:val="Hyperlink"/>
@@ -2176,7 +2241,7 @@
           <w:numId w:val="1007"/>
         </w:numPr>
       </w:pPr>
-      <w:hyperlink r:id="rId93">
+      <w:hyperlink r:id="rId94">
         <w:r>
           <w:rPr>
             <w:rStyle w:val="Hyperlink"/>
@@ -2194,8 +2259,8 @@
         <w:t xml:space="preserve">but keep what those repositories credit.</w:t>
       </w:r>
     </w:p>
-    <w:bookmarkEnd w:id="94"/>
-    <w:bookmarkStart w:id="98" w:name="software-text"/>
+    <w:bookmarkEnd w:id="95"/>
+    <w:bookmarkStart w:id="99" w:name="software-text"/>
     <w:p>
       <w:pPr>
         <w:pStyle w:val="Heading2"/>
@@ -2212,7 +2277,7 @@
           <w:numId w:val="1008"/>
         </w:numPr>
       </w:pPr>
-      <w:hyperlink r:id="rId95">
+      <w:hyperlink r:id="rId96">
         <w:r>
           <w:rPr>
             <w:rStyle w:val="Hyperlink"/>
@@ -2235,7 +2300,7 @@
           <w:numId w:val="1008"/>
         </w:numPr>
       </w:pPr>
-      <w:hyperlink r:id="rId96">
+      <w:hyperlink r:id="rId97">
         <w:r>
           <w:rPr>
             <w:rStyle w:val="Hyperlink"/>
@@ -2255,7 +2320,7 @@
           <w:numId w:val="1008"/>
         </w:numPr>
       </w:pPr>
-      <w:hyperlink r:id="rId97">
+      <w:hyperlink r:id="rId98">
         <w:r>
           <w:rPr>
             <w:rStyle w:val="Hyperlink"/>
@@ -2267,8 +2332,8 @@
         <w:t xml:space="preserve">.</w:t>
       </w:r>
     </w:p>
-    <w:bookmarkEnd w:id="98"/>
-    <w:bookmarkStart w:id="102" w:name="thinking"/>
+    <w:bookmarkEnd w:id="99"/>
+    <w:bookmarkStart w:id="103" w:name="thinking"/>
     <w:p>
       <w:pPr>
         <w:pStyle w:val="Heading2"/>
@@ -2285,7 +2350,7 @@
           <w:numId w:val="1009"/>
         </w:numPr>
       </w:pPr>
-      <w:hyperlink r:id="rId99">
+      <w:hyperlink r:id="rId100">
         <w:r>
           <w:rPr>
             <w:rStyle w:val="Hyperlink"/>
@@ -2305,7 +2370,7 @@
           <w:numId w:val="1009"/>
         </w:numPr>
       </w:pPr>
-      <w:hyperlink r:id="rId100">
+      <w:hyperlink r:id="rId101">
         <w:r>
           <w:rPr>
             <w:rStyle w:val="Hyperlink"/>
@@ -2325,7 +2390,7 @@
           <w:numId w:val="1009"/>
         </w:numPr>
       </w:pPr>
-      <w:hyperlink r:id="rId101">
+      <w:hyperlink r:id="rId102">
         <w:r>
           <w:rPr>
             <w:rStyle w:val="Hyperlink"/>
@@ -2337,7 +2402,7 @@
         <w:t xml:space="preserve">.</w:t>
       </w:r>
     </w:p>
-    <w:bookmarkEnd w:id="102"/>
+    <w:bookmarkEnd w:id="103"/>
     <w:sectPr>
       <w:footnotePr>
         <w:numRestart w:val="eachSect"/>

--- a/pr-preview/pr-226/chapters/summary-tracked-changes.docx
+++ b/pr-preview/pr-226/chapters/summary-tracked-changes.docx
@@ -16,7 +16,7 @@
       </w:pPr>
       <w:del w:id="1" w:author="PR Preview" w:date="2026-01-01T00:00:00Z">
         <w:r>
-          <w:delText xml:space="preserve">Last modified: 2026-10-16 04:52:23 (PDT)</w:delText>
+          <w:delText xml:space="preserve">Last modified: 2026-10-16 04:57:30 (PDT)</w:delText>
         </w:r>
       </w:del>
     </w:p>
@@ -26,7 +26,7 @@
       </w:pPr>
       <w:ins w:id="2" w:author="PR Preview" w:date="2026-01-01T00:00:00Z">
         <w:r>
-          <w:t xml:space="preserve">Last modified: 2026-10-16 04:53:15 (PDT)</w:t>
+          <w:t xml:space="preserve">Last modified: 2026-10-16 05:00:23 (PDT)</w:t>
         </w:r>
       </w:ins>
     </w:p>
